--- a/outputs/tables/Table4_OOS_BTC-USD.docx
+++ b/outputs/tables/Table4_OOS_BTC-USD.docx
@@ -781,7 +781,7 @@
                 <w:rFonts w:ascii="Times New Roman" w:hAnsi="Times New Roman"/>
                 <w:sz w:val="20"/>
               </w:rPr>
-              <w:t>\textbf{213.12243}</w:t>
+              <w:t>213.12243</w:t>
             </w:r>
           </w:p>
         </w:tc>
@@ -795,7 +795,7 @@
                 <w:rFonts w:ascii="Times New Roman" w:hAnsi="Times New Roman"/>
                 <w:sz w:val="20"/>
               </w:rPr>
-              <w:t>\textbf{14.59871}</w:t>
+              <w:t>14.59871</w:t>
             </w:r>
           </w:p>
         </w:tc>
@@ -809,7 +809,7 @@
                 <w:rFonts w:ascii="Times New Roman" w:hAnsi="Times New Roman"/>
                 <w:sz w:val="20"/>
               </w:rPr>
-              <w:t>\textbf{6.23551}</w:t>
+              <w:t>6.23551</w:t>
             </w:r>
           </w:p>
         </w:tc>
@@ -823,7 +823,7 @@
                 <w:rFonts w:ascii="Times New Roman" w:hAnsi="Times New Roman"/>
                 <w:sz w:val="20"/>
               </w:rPr>
-              <w:t>\textbf{0.0113}</w:t>
+              <w:t>0.0113</w:t>
             </w:r>
           </w:p>
         </w:tc>
@@ -894,6 +894,148 @@
                 <w:sz w:val="20"/>
               </w:rPr>
               <w:t>ok</w:t>
+            </w:r>
+          </w:p>
+        </w:tc>
+      </w:tr>
+      <w:tr>
+        <w:tc>
+          <w:tcPr>
+            <w:tcW w:type="dxa" w:w="864"/>
+          </w:tcPr>
+          <w:p>
+            <w:r>
+              <w:rPr>
+                <w:rFonts w:ascii="Times New Roman" w:hAnsi="Times New Roman"/>
+                <w:sz w:val="20"/>
+              </w:rPr>
+              <w:t>MSGARCH(1,1)</w:t>
+            </w:r>
+          </w:p>
+        </w:tc>
+        <w:tc>
+          <w:tcPr>
+            <w:tcW w:type="dxa" w:w="864"/>
+          </w:tcPr>
+          <w:p>
+            <w:r>
+              <w:rPr>
+                <w:rFonts w:ascii="Times New Roman" w:hAnsi="Times New Roman"/>
+                <w:sz w:val="20"/>
+              </w:rPr>
+              <w:t>554.97635</w:t>
+            </w:r>
+          </w:p>
+        </w:tc>
+        <w:tc>
+          <w:tcPr>
+            <w:tcW w:type="dxa" w:w="864"/>
+          </w:tcPr>
+          <w:p>
+            <w:r>
+              <w:rPr>
+                <w:rFonts w:ascii="Times New Roman" w:hAnsi="Times New Roman"/>
+                <w:sz w:val="20"/>
+              </w:rPr>
+              <w:t>23.55794</w:t>
+            </w:r>
+          </w:p>
+        </w:tc>
+        <w:tc>
+          <w:tcPr>
+            <w:tcW w:type="dxa" w:w="864"/>
+          </w:tcPr>
+          <w:p>
+            <w:r>
+              <w:rPr>
+                <w:rFonts w:ascii="Times New Roman" w:hAnsi="Times New Roman"/>
+                <w:sz w:val="20"/>
+              </w:rPr>
+              <w:t>15.13029</w:t>
+            </w:r>
+          </w:p>
+        </w:tc>
+        <w:tc>
+          <w:tcPr>
+            <w:tcW w:type="dxa" w:w="864"/>
+          </w:tcPr>
+          <w:p>
+            <w:r>
+              <w:rPr>
+                <w:rFonts w:ascii="Times New Roman" w:hAnsi="Times New Roman"/>
+                <w:sz w:val="20"/>
+              </w:rPr>
+              <w:t>-1.5747</w:t>
+            </w:r>
+          </w:p>
+        </w:tc>
+        <w:tc>
+          <w:tcPr>
+            <w:tcW w:type="dxa" w:w="864"/>
+          </w:tcPr>
+          <w:p>
+            <w:r>
+              <w:rPr>
+                <w:rFonts w:ascii="Times New Roman" w:hAnsi="Times New Roman"/>
+                <w:sz w:val="20"/>
+              </w:rPr>
+              <w:t>3.01790</w:t>
+            </w:r>
+          </w:p>
+        </w:tc>
+        <w:tc>
+          <w:tcPr>
+            <w:tcW w:type="dxa" w:w="864"/>
+          </w:tcPr>
+          <w:p>
+            <w:r>
+              <w:rPr>
+                <w:rFonts w:ascii="Times New Roman" w:hAnsi="Times New Roman"/>
+                <w:sz w:val="20"/>
+              </w:rPr>
+              <w:t>-2.3215</w:t>
+            </w:r>
+          </w:p>
+        </w:tc>
+        <w:tc>
+          <w:tcPr>
+            <w:tcW w:type="dxa" w:w="864"/>
+          </w:tcPr>
+          <w:p>
+            <w:r>
+              <w:rPr>
+                <w:rFonts w:ascii="Times New Roman" w:hAnsi="Times New Roman"/>
+                <w:sz w:val="20"/>
+              </w:rPr>
+              <w:t>+157.81\%</w:t>
+            </w:r>
+          </w:p>
+        </w:tc>
+        <w:tc>
+          <w:tcPr>
+            <w:tcW w:type="dxa" w:w="864"/>
+          </w:tcPr>
+          <w:p>
+            <w:r>
+              <w:rPr>
+                <w:rFonts w:ascii="Times New Roman" w:hAnsi="Times New Roman"/>
+                <w:sz w:val="20"/>
+              </w:rPr>
+              <w:t>No</w:t>
+            </w:r>
+          </w:p>
+        </w:tc>
+        <w:tc>
+          <w:tcPr>
+            <w:tcW w:type="dxa" w:w="864"/>
+          </w:tcPr>
+          <w:p>
+            <w:r>
+              <w:rPr>
+                <w:rFonts w:ascii="Times New Roman" w:hAnsi="Times New Roman"/>
+                <w:sz w:val="20"/>
+              </w:rPr>
+              <w:t>—</w:t>
             </w:r>
           </w:p>
         </w:tc>
@@ -1061,6 +1203,858 @@
       <w:tr>
         <w:tc>
           <w:tcPr>
+            <w:tcW w:type="dxa" w:w="864"/>
+          </w:tcPr>
+          <w:p>
+            <w:r>
+              <w:rPr>
+                <w:rFonts w:ascii="Times New Roman" w:hAnsi="Times New Roman"/>
+                <w:sz w:val="20"/>
+              </w:rPr>
+              <w:t>NN-GARCH</w:t>
+            </w:r>
+          </w:p>
+        </w:tc>
+        <w:tc>
+          <w:tcPr>
+            <w:tcW w:type="dxa" w:w="864"/>
+          </w:tcPr>
+          <w:p>
+            <w:r>
+              <w:rPr>
+                <w:rFonts w:ascii="Times New Roman" w:hAnsi="Times New Roman"/>
+                <w:sz w:val="20"/>
+              </w:rPr>
+              <w:t>211.71027 ± 9.42455</w:t>
+            </w:r>
+          </w:p>
+        </w:tc>
+        <w:tc>
+          <w:tcPr>
+            <w:tcW w:type="dxa" w:w="864"/>
+          </w:tcPr>
+          <w:p>
+            <w:r>
+              <w:rPr>
+                <w:rFonts w:ascii="Times New Roman" w:hAnsi="Times New Roman"/>
+                <w:sz w:val="20"/>
+              </w:rPr>
+              <w:t>14.55027</w:t>
+            </w:r>
+          </w:p>
+        </w:tc>
+        <w:tc>
+          <w:tcPr>
+            <w:tcW w:type="dxa" w:w="864"/>
+          </w:tcPr>
+          <w:p>
+            <w:r>
+              <w:rPr>
+                <w:rFonts w:ascii="Times New Roman" w:hAnsi="Times New Roman"/>
+                <w:sz w:val="20"/>
+              </w:rPr>
+              <w:t>\textbf{4.95624 ± 1.38496}</w:t>
+            </w:r>
+          </w:p>
+        </w:tc>
+        <w:tc>
+          <w:tcPr>
+            <w:tcW w:type="dxa" w:w="864"/>
+          </w:tcPr>
+          <w:p>
+            <w:r>
+              <w:rPr>
+                <w:rFonts w:ascii="Times New Roman" w:hAnsi="Times New Roman"/>
+                <w:sz w:val="20"/>
+              </w:rPr>
+              <w:t>0.0178</w:t>
+            </w:r>
+          </w:p>
+        </w:tc>
+        <w:tc>
+          <w:tcPr>
+            <w:tcW w:type="dxa" w:w="864"/>
+          </w:tcPr>
+          <w:p>
+            <w:r>
+              <w:rPr>
+                <w:rFonts w:ascii="Times New Roman" w:hAnsi="Times New Roman"/>
+                <w:sz w:val="20"/>
+              </w:rPr>
+              <w:t>2.57342</w:t>
+            </w:r>
+          </w:p>
+        </w:tc>
+        <w:tc>
+          <w:tcPr>
+            <w:tcW w:type="dxa" w:w="864"/>
+          </w:tcPr>
+          <w:p>
+            <w:r>
+              <w:rPr>
+                <w:rFonts w:ascii="Times New Roman" w:hAnsi="Times New Roman"/>
+                <w:sz w:val="20"/>
+              </w:rPr>
+              <w:t>-2.1258</w:t>
+            </w:r>
+          </w:p>
+        </w:tc>
+        <w:tc>
+          <w:tcPr>
+            <w:tcW w:type="dxa" w:w="864"/>
+          </w:tcPr>
+          <w:p>
+            <w:r>
+              <w:rPr>
+                <w:rFonts w:ascii="Times New Roman" w:hAnsi="Times New Roman"/>
+                <w:sz w:val="20"/>
+              </w:rPr>
+              <w:t>-1.65\%</w:t>
+            </w:r>
+          </w:p>
+        </w:tc>
+        <w:tc>
+          <w:tcPr>
+            <w:tcW w:type="dxa" w:w="864"/>
+          </w:tcPr>
+          <w:p>
+            <w:r>
+              <w:rPr>
+                <w:rFonts w:ascii="Times New Roman" w:hAnsi="Times New Roman"/>
+                <w:sz w:val="20"/>
+              </w:rPr>
+              <w:t>Yes</w:t>
+            </w:r>
+          </w:p>
+        </w:tc>
+        <w:tc>
+          <w:tcPr>
+            <w:tcW w:type="dxa" w:w="864"/>
+          </w:tcPr>
+          <w:p>
+            <w:r>
+              <w:rPr>
+                <w:rFonts w:ascii="Times New Roman" w:hAnsi="Times New Roman"/>
+                <w:sz w:val="20"/>
+              </w:rPr>
+              <w:t>ok</w:t>
+            </w:r>
+          </w:p>
+        </w:tc>
+      </w:tr>
+      <w:tr>
+        <w:tc>
+          <w:tcPr>
+            <w:tcW w:type="dxa" w:w="864"/>
+          </w:tcPr>
+          <w:p>
+            <w:r>
+              <w:rPr>
+                <w:rFonts w:ascii="Times New Roman" w:hAnsi="Times New Roman"/>
+                <w:sz w:val="20"/>
+              </w:rPr>
+              <w:t>LSTM-SSE</w:t>
+            </w:r>
+          </w:p>
+        </w:tc>
+        <w:tc>
+          <w:tcPr>
+            <w:tcW w:type="dxa" w:w="864"/>
+          </w:tcPr>
+          <w:p>
+            <w:r>
+              <w:rPr>
+                <w:rFonts w:ascii="Times New Roman" w:hAnsi="Times New Roman"/>
+                <w:sz w:val="20"/>
+              </w:rPr>
+              <w:t>206.14789 ± 2.26414</w:t>
+            </w:r>
+          </w:p>
+        </w:tc>
+        <w:tc>
+          <w:tcPr>
+            <w:tcW w:type="dxa" w:w="864"/>
+          </w:tcPr>
+          <w:p>
+            <w:r>
+              <w:rPr>
+                <w:rFonts w:ascii="Times New Roman" w:hAnsi="Times New Roman"/>
+                <w:sz w:val="20"/>
+              </w:rPr>
+              <w:t>14.35785</w:t>
+            </w:r>
+          </w:p>
+        </w:tc>
+        <w:tc>
+          <w:tcPr>
+            <w:tcW w:type="dxa" w:w="864"/>
+          </w:tcPr>
+          <w:p>
+            <w:r>
+              <w:rPr>
+                <w:rFonts w:ascii="Times New Roman" w:hAnsi="Times New Roman"/>
+                <w:sz w:val="20"/>
+              </w:rPr>
+              <w:t>6.30726 ± 0.08167</w:t>
+            </w:r>
+          </w:p>
+        </w:tc>
+        <w:tc>
+          <w:tcPr>
+            <w:tcW w:type="dxa" w:w="864"/>
+          </w:tcPr>
+          <w:p>
+            <w:r>
+              <w:rPr>
+                <w:rFonts w:ascii="Times New Roman" w:hAnsi="Times New Roman"/>
+                <w:sz w:val="20"/>
+              </w:rPr>
+              <w:t>0.0436</w:t>
+            </w:r>
+          </w:p>
+        </w:tc>
+        <w:tc>
+          <w:tcPr>
+            <w:tcW w:type="dxa" w:w="864"/>
+          </w:tcPr>
+          <w:p>
+            <w:r>
+              <w:rPr>
+                <w:rFonts w:ascii="Times New Roman" w:hAnsi="Times New Roman"/>
+                <w:sz w:val="20"/>
+              </w:rPr>
+              <w:t>2.51405</w:t>
+            </w:r>
+          </w:p>
+        </w:tc>
+        <w:tc>
+          <w:tcPr>
+            <w:tcW w:type="dxa" w:w="864"/>
+          </w:tcPr>
+          <w:p>
+            <w:r>
+              <w:rPr>
+                <w:rFonts w:ascii="Times New Roman" w:hAnsi="Times New Roman"/>
+                <w:sz w:val="20"/>
+              </w:rPr>
+              <w:t>-2.1230</w:t>
+            </w:r>
+          </w:p>
+        </w:tc>
+        <w:tc>
+          <w:tcPr>
+            <w:tcW w:type="dxa" w:w="864"/>
+          </w:tcPr>
+          <w:p>
+            <w:r>
+              <w:rPr>
+                <w:rFonts w:ascii="Times New Roman" w:hAnsi="Times New Roman"/>
+                <w:sz w:val="20"/>
+              </w:rPr>
+              <w:t>-4.24\%</w:t>
+            </w:r>
+          </w:p>
+        </w:tc>
+        <w:tc>
+          <w:tcPr>
+            <w:tcW w:type="dxa" w:w="864"/>
+          </w:tcPr>
+          <w:p>
+            <w:r>
+              <w:rPr>
+                <w:rFonts w:ascii="Times New Roman" w:hAnsi="Times New Roman"/>
+                <w:sz w:val="20"/>
+              </w:rPr>
+              <w:t>Yes</w:t>
+            </w:r>
+          </w:p>
+        </w:tc>
+        <w:tc>
+          <w:tcPr>
+            <w:tcW w:type="dxa" w:w="864"/>
+          </w:tcPr>
+          <w:p>
+            <w:r>
+              <w:rPr>
+                <w:rFonts w:ascii="Times New Roman" w:hAnsi="Times New Roman"/>
+                <w:sz w:val="20"/>
+              </w:rPr>
+              <w:t>ok</w:t>
+            </w:r>
+          </w:p>
+        </w:tc>
+      </w:tr>
+      <w:tr>
+        <w:tc>
+          <w:tcPr>
+            <w:tcW w:type="dxa" w:w="864"/>
+          </w:tcPr>
+          <w:p>
+            <w:r>
+              <w:rPr>
+                <w:rFonts w:ascii="Times New Roman" w:hAnsi="Times New Roman"/>
+                <w:sz w:val="20"/>
+              </w:rPr>
+              <w:t>CNN-LSTM</w:t>
+            </w:r>
+          </w:p>
+        </w:tc>
+        <w:tc>
+          <w:tcPr>
+            <w:tcW w:type="dxa" w:w="864"/>
+          </w:tcPr>
+          <w:p>
+            <w:r>
+              <w:rPr>
+                <w:rFonts w:ascii="Times New Roman" w:hAnsi="Times New Roman"/>
+                <w:sz w:val="20"/>
+              </w:rPr>
+              <w:t>\textbf{201.13178 ± 1.06856}</w:t>
+            </w:r>
+          </w:p>
+        </w:tc>
+        <w:tc>
+          <w:tcPr>
+            <w:tcW w:type="dxa" w:w="864"/>
+          </w:tcPr>
+          <w:p>
+            <w:r>
+              <w:rPr>
+                <w:rFonts w:ascii="Times New Roman" w:hAnsi="Times New Roman"/>
+                <w:sz w:val="20"/>
+              </w:rPr>
+              <w:t>\textbf{14.18209}</w:t>
+            </w:r>
+          </w:p>
+        </w:tc>
+        <w:tc>
+          <w:tcPr>
+            <w:tcW w:type="dxa" w:w="864"/>
+          </w:tcPr>
+          <w:p>
+            <w:r>
+              <w:rPr>
+                <w:rFonts w:ascii="Times New Roman" w:hAnsi="Times New Roman"/>
+                <w:sz w:val="20"/>
+              </w:rPr>
+              <w:t>6.07584 ± 0.07151</w:t>
+            </w:r>
+          </w:p>
+        </w:tc>
+        <w:tc>
+          <w:tcPr>
+            <w:tcW w:type="dxa" w:w="864"/>
+          </w:tcPr>
+          <w:p>
+            <w:r>
+              <w:rPr>
+                <w:rFonts w:ascii="Times New Roman" w:hAnsi="Times New Roman"/>
+                <w:sz w:val="20"/>
+              </w:rPr>
+              <w:t>\textbf{0.0669}</w:t>
+            </w:r>
+          </w:p>
+        </w:tc>
+        <w:tc>
+          <w:tcPr>
+            <w:tcW w:type="dxa" w:w="864"/>
+          </w:tcPr>
+          <w:p>
+            <w:r>
+              <w:rPr>
+                <w:rFonts w:ascii="Times New Roman" w:hAnsi="Times New Roman"/>
+                <w:sz w:val="20"/>
+              </w:rPr>
+              <w:t>2.49542</w:t>
+            </w:r>
+          </w:p>
+        </w:tc>
+        <w:tc>
+          <w:tcPr>
+            <w:tcW w:type="dxa" w:w="864"/>
+          </w:tcPr>
+          <w:p>
+            <w:r>
+              <w:rPr>
+                <w:rFonts w:ascii="Times New Roman" w:hAnsi="Times New Roman"/>
+                <w:sz w:val="20"/>
+              </w:rPr>
+              <w:t>-2.1169</w:t>
+            </w:r>
+          </w:p>
+        </w:tc>
+        <w:tc>
+          <w:tcPr>
+            <w:tcW w:type="dxa" w:w="864"/>
+          </w:tcPr>
+          <w:p>
+            <w:r>
+              <w:rPr>
+                <w:rFonts w:ascii="Times New Roman" w:hAnsi="Times New Roman"/>
+                <w:sz w:val="20"/>
+              </w:rPr>
+              <w:t>-6.57\%</w:t>
+            </w:r>
+          </w:p>
+        </w:tc>
+        <w:tc>
+          <w:tcPr>
+            <w:tcW w:type="dxa" w:w="864"/>
+          </w:tcPr>
+          <w:p>
+            <w:r>
+              <w:rPr>
+                <w:rFonts w:ascii="Times New Roman" w:hAnsi="Times New Roman"/>
+                <w:sz w:val="20"/>
+              </w:rPr>
+              <w:t>Yes</w:t>
+            </w:r>
+          </w:p>
+        </w:tc>
+        <w:tc>
+          <w:tcPr>
+            <w:tcW w:type="dxa" w:w="864"/>
+          </w:tcPr>
+          <w:p>
+            <w:r>
+              <w:rPr>
+                <w:rFonts w:ascii="Times New Roman" w:hAnsi="Times New Roman"/>
+                <w:sz w:val="20"/>
+              </w:rPr>
+              <w:t>ok</w:t>
+            </w:r>
+          </w:p>
+        </w:tc>
+      </w:tr>
+      <w:tr>
+        <w:tc>
+          <w:tcPr>
+            <w:tcW w:type="dxa" w:w="864"/>
+          </w:tcPr>
+          <w:p>
+            <w:r>
+              <w:rPr>
+                <w:rFonts w:ascii="Times New Roman" w:hAnsi="Times New Roman"/>
+                <w:sz w:val="20"/>
+              </w:rPr>
+              <w:t>LSTM-Attention</w:t>
+            </w:r>
+          </w:p>
+        </w:tc>
+        <w:tc>
+          <w:tcPr>
+            <w:tcW w:type="dxa" w:w="864"/>
+          </w:tcPr>
+          <w:p>
+            <w:r>
+              <w:rPr>
+                <w:rFonts w:ascii="Times New Roman" w:hAnsi="Times New Roman"/>
+                <w:sz w:val="20"/>
+              </w:rPr>
+              <w:t>211.84175 ± 3.01144</w:t>
+            </w:r>
+          </w:p>
+        </w:tc>
+        <w:tc>
+          <w:tcPr>
+            <w:tcW w:type="dxa" w:w="864"/>
+          </w:tcPr>
+          <w:p>
+            <w:r>
+              <w:rPr>
+                <w:rFonts w:ascii="Times New Roman" w:hAnsi="Times New Roman"/>
+                <w:sz w:val="20"/>
+              </w:rPr>
+              <w:t>14.55478</w:t>
+            </w:r>
+          </w:p>
+        </w:tc>
+        <w:tc>
+          <w:tcPr>
+            <w:tcW w:type="dxa" w:w="864"/>
+          </w:tcPr>
+          <w:p>
+            <w:r>
+              <w:rPr>
+                <w:rFonts w:ascii="Times New Roman" w:hAnsi="Times New Roman"/>
+                <w:sz w:val="20"/>
+              </w:rPr>
+              <w:t>6.90861 ± 0.22621</w:t>
+            </w:r>
+          </w:p>
+        </w:tc>
+        <w:tc>
+          <w:tcPr>
+            <w:tcW w:type="dxa" w:w="864"/>
+          </w:tcPr>
+          <w:p>
+            <w:r>
+              <w:rPr>
+                <w:rFonts w:ascii="Times New Roman" w:hAnsi="Times New Roman"/>
+                <w:sz w:val="20"/>
+              </w:rPr>
+              <w:t>0.0172</w:t>
+            </w:r>
+          </w:p>
+        </w:tc>
+        <w:tc>
+          <w:tcPr>
+            <w:tcW w:type="dxa" w:w="864"/>
+          </w:tcPr>
+          <w:p>
+            <w:r>
+              <w:rPr>
+                <w:rFonts w:ascii="Times New Roman" w:hAnsi="Times New Roman"/>
+                <w:sz w:val="20"/>
+              </w:rPr>
+              <w:t>2.58664</w:t>
+            </w:r>
+          </w:p>
+        </w:tc>
+        <w:tc>
+          <w:tcPr>
+            <w:tcW w:type="dxa" w:w="864"/>
+          </w:tcPr>
+          <w:p>
+            <w:r>
+              <w:rPr>
+                <w:rFonts w:ascii="Times New Roman" w:hAnsi="Times New Roman"/>
+                <w:sz w:val="20"/>
+              </w:rPr>
+              <w:t>-2.1436</w:t>
+            </w:r>
+          </w:p>
+        </w:tc>
+        <w:tc>
+          <w:tcPr>
+            <w:tcW w:type="dxa" w:w="864"/>
+          </w:tcPr>
+          <w:p>
+            <w:r>
+              <w:rPr>
+                <w:rFonts w:ascii="Times New Roman" w:hAnsi="Times New Roman"/>
+                <w:sz w:val="20"/>
+              </w:rPr>
+              <w:t>-1.59\%</w:t>
+            </w:r>
+          </w:p>
+        </w:tc>
+        <w:tc>
+          <w:tcPr>
+            <w:tcW w:type="dxa" w:w="864"/>
+          </w:tcPr>
+          <w:p>
+            <w:r>
+              <w:rPr>
+                <w:rFonts w:ascii="Times New Roman" w:hAnsi="Times New Roman"/>
+                <w:sz w:val="20"/>
+              </w:rPr>
+              <w:t>No</w:t>
+            </w:r>
+          </w:p>
+        </w:tc>
+        <w:tc>
+          <w:tcPr>
+            <w:tcW w:type="dxa" w:w="864"/>
+          </w:tcPr>
+          <w:p>
+            <w:r>
+              <w:rPr>
+                <w:rFonts w:ascii="Times New Roman" w:hAnsi="Times New Roman"/>
+                <w:sz w:val="20"/>
+              </w:rPr>
+              <w:t>ok</w:t>
+            </w:r>
+          </w:p>
+        </w:tc>
+      </w:tr>
+      <w:tr>
+        <w:tc>
+          <w:tcPr>
+            <w:tcW w:type="dxa" w:w="864"/>
+          </w:tcPr>
+          <w:p>
+            <w:r>
+              <w:rPr>
+                <w:rFonts w:ascii="Times New Roman" w:hAnsi="Times New Roman"/>
+                <w:sz w:val="20"/>
+              </w:rPr>
+              <w:t>TCN</w:t>
+            </w:r>
+          </w:p>
+        </w:tc>
+        <w:tc>
+          <w:tcPr>
+            <w:tcW w:type="dxa" w:w="864"/>
+          </w:tcPr>
+          <w:p>
+            <w:r>
+              <w:rPr>
+                <w:rFonts w:ascii="Times New Roman" w:hAnsi="Times New Roman"/>
+                <w:sz w:val="20"/>
+              </w:rPr>
+              <w:t>214.19608 ± 2.78736</w:t>
+            </w:r>
+          </w:p>
+        </w:tc>
+        <w:tc>
+          <w:tcPr>
+            <w:tcW w:type="dxa" w:w="864"/>
+          </w:tcPr>
+          <w:p>
+            <w:r>
+              <w:rPr>
+                <w:rFonts w:ascii="Times New Roman" w:hAnsi="Times New Roman"/>
+                <w:sz w:val="20"/>
+              </w:rPr>
+              <w:t>14.63544</w:t>
+            </w:r>
+          </w:p>
+        </w:tc>
+        <w:tc>
+          <w:tcPr>
+            <w:tcW w:type="dxa" w:w="864"/>
+          </w:tcPr>
+          <w:p>
+            <w:r>
+              <w:rPr>
+                <w:rFonts w:ascii="Times New Roman" w:hAnsi="Times New Roman"/>
+                <w:sz w:val="20"/>
+              </w:rPr>
+              <w:t>6.24727 ± 0.52342</w:t>
+            </w:r>
+          </w:p>
+        </w:tc>
+        <w:tc>
+          <w:tcPr>
+            <w:tcW w:type="dxa" w:w="864"/>
+          </w:tcPr>
+          <w:p>
+            <w:r>
+              <w:rPr>
+                <w:rFonts w:ascii="Times New Roman" w:hAnsi="Times New Roman"/>
+                <w:sz w:val="20"/>
+              </w:rPr>
+              <w:t>0.0063</w:t>
+            </w:r>
+          </w:p>
+        </w:tc>
+        <w:tc>
+          <w:tcPr>
+            <w:tcW w:type="dxa" w:w="864"/>
+          </w:tcPr>
+          <w:p>
+            <w:r>
+              <w:rPr>
+                <w:rFonts w:ascii="Times New Roman" w:hAnsi="Times New Roman"/>
+                <w:sz w:val="20"/>
+              </w:rPr>
+              <w:t>2.55319</w:t>
+            </w:r>
+          </w:p>
+        </w:tc>
+        <w:tc>
+          <w:tcPr>
+            <w:tcW w:type="dxa" w:w="864"/>
+          </w:tcPr>
+          <w:p>
+            <w:r>
+              <w:rPr>
+                <w:rFonts w:ascii="Times New Roman" w:hAnsi="Times New Roman"/>
+                <w:sz w:val="20"/>
+              </w:rPr>
+              <w:t>-2.1302</w:t>
+            </w:r>
+          </w:p>
+        </w:tc>
+        <w:tc>
+          <w:tcPr>
+            <w:tcW w:type="dxa" w:w="864"/>
+          </w:tcPr>
+          <w:p>
+            <w:r>
+              <w:rPr>
+                <w:rFonts w:ascii="Times New Roman" w:hAnsi="Times New Roman"/>
+                <w:sz w:val="20"/>
+              </w:rPr>
+              <w:t>-0.50\%</w:t>
+            </w:r>
+          </w:p>
+        </w:tc>
+        <w:tc>
+          <w:tcPr>
+            <w:tcW w:type="dxa" w:w="864"/>
+          </w:tcPr>
+          <w:p>
+            <w:r>
+              <w:rPr>
+                <w:rFonts w:ascii="Times New Roman" w:hAnsi="Times New Roman"/>
+                <w:sz w:val="20"/>
+              </w:rPr>
+              <w:t>Yes</w:t>
+            </w:r>
+          </w:p>
+        </w:tc>
+        <w:tc>
+          <w:tcPr>
+            <w:tcW w:type="dxa" w:w="864"/>
+          </w:tcPr>
+          <w:p>
+            <w:r>
+              <w:rPr>
+                <w:rFonts w:ascii="Times New Roman" w:hAnsi="Times New Roman"/>
+                <w:sz w:val="20"/>
+              </w:rPr>
+              <w:t>ok</w:t>
+            </w:r>
+          </w:p>
+        </w:tc>
+      </w:tr>
+      <w:tr>
+        <w:tc>
+          <w:tcPr>
+            <w:tcW w:type="dxa" w:w="864"/>
+          </w:tcPr>
+          <w:p>
+            <w:r>
+              <w:rPr>
+                <w:rFonts w:ascii="Times New Roman" w:hAnsi="Times New Roman"/>
+                <w:sz w:val="20"/>
+              </w:rPr>
+              <w:t>Transformer</w:t>
+            </w:r>
+          </w:p>
+        </w:tc>
+        <w:tc>
+          <w:tcPr>
+            <w:tcW w:type="dxa" w:w="864"/>
+          </w:tcPr>
+          <w:p>
+            <w:r>
+              <w:rPr>
+                <w:rFonts w:ascii="Times New Roman" w:hAnsi="Times New Roman"/>
+                <w:sz w:val="20"/>
+              </w:rPr>
+              <w:t>206.36639 ± 1.99887</w:t>
+            </w:r>
+          </w:p>
+        </w:tc>
+        <w:tc>
+          <w:tcPr>
+            <w:tcW w:type="dxa" w:w="864"/>
+          </w:tcPr>
+          <w:p>
+            <w:r>
+              <w:rPr>
+                <w:rFonts w:ascii="Times New Roman" w:hAnsi="Times New Roman"/>
+                <w:sz w:val="20"/>
+              </w:rPr>
+              <w:t>14.36546</w:t>
+            </w:r>
+          </w:p>
+        </w:tc>
+        <w:tc>
+          <w:tcPr>
+            <w:tcW w:type="dxa" w:w="864"/>
+          </w:tcPr>
+          <w:p>
+            <w:r>
+              <w:rPr>
+                <w:rFonts w:ascii="Times New Roman" w:hAnsi="Times New Roman"/>
+                <w:sz w:val="20"/>
+              </w:rPr>
+              <w:t>6.58889 ± 0.19324</w:t>
+            </w:r>
+          </w:p>
+        </w:tc>
+        <w:tc>
+          <w:tcPr>
+            <w:tcW w:type="dxa" w:w="864"/>
+          </w:tcPr>
+          <w:p>
+            <w:r>
+              <w:rPr>
+                <w:rFonts w:ascii="Times New Roman" w:hAnsi="Times New Roman"/>
+                <w:sz w:val="20"/>
+              </w:rPr>
+              <w:t>0.0426</w:t>
+            </w:r>
+          </w:p>
+        </w:tc>
+        <w:tc>
+          <w:tcPr>
+            <w:tcW w:type="dxa" w:w="864"/>
+          </w:tcPr>
+          <w:p>
+            <w:r>
+              <w:rPr>
+                <w:rFonts w:ascii="Times New Roman" w:hAnsi="Times New Roman"/>
+                <w:sz w:val="20"/>
+              </w:rPr>
+              <w:t>2.55027</w:t>
+            </w:r>
+          </w:p>
+        </w:tc>
+        <w:tc>
+          <w:tcPr>
+            <w:tcW w:type="dxa" w:w="864"/>
+          </w:tcPr>
+          <w:p>
+            <w:r>
+              <w:rPr>
+                <w:rFonts w:ascii="Times New Roman" w:hAnsi="Times New Roman"/>
+                <w:sz w:val="20"/>
+              </w:rPr>
+              <w:t>-2.1344</w:t>
+            </w:r>
+          </w:p>
+        </w:tc>
+        <w:tc>
+          <w:tcPr>
+            <w:tcW w:type="dxa" w:w="864"/>
+          </w:tcPr>
+          <w:p>
+            <w:r>
+              <w:rPr>
+                <w:rFonts w:ascii="Times New Roman" w:hAnsi="Times New Roman"/>
+                <w:sz w:val="20"/>
+              </w:rPr>
+              <w:t>-4.14\%</w:t>
+            </w:r>
+          </w:p>
+        </w:tc>
+        <w:tc>
+          <w:tcPr>
+            <w:tcW w:type="dxa" w:w="864"/>
+          </w:tcPr>
+          <w:p>
+            <w:r>
+              <w:rPr>
+                <w:rFonts w:ascii="Times New Roman" w:hAnsi="Times New Roman"/>
+                <w:sz w:val="20"/>
+              </w:rPr>
+              <w:t>Yes</w:t>
+            </w:r>
+          </w:p>
+        </w:tc>
+        <w:tc>
+          <w:tcPr>
+            <w:tcW w:type="dxa" w:w="864"/>
+          </w:tcPr>
+          <w:p>
+            <w:r>
+              <w:rPr>
+                <w:rFonts w:ascii="Times New Roman" w:hAnsi="Times New Roman"/>
+                <w:sz w:val="20"/>
+              </w:rPr>
+              <w:t>ok</w:t>
+            </w:r>
+          </w:p>
+        </w:tc>
+      </w:tr>
+      <w:tr>
+        <w:tc>
+          <w:tcPr>
             <w:tcW w:type="dxa" w:w="8640"/>
             <w:gridSpan w:val="10"/>
           </w:tcPr>
@@ -1101,7 +2095,7 @@
                 <w:rFonts w:ascii="Times New Roman" w:hAnsi="Times New Roman"/>
                 <w:sz w:val="20"/>
               </w:rPr>
-              <w:t>219.95314 ± 5.76762</w:t>
+              <w:t>215.77670 ± 2.26390</w:t>
             </w:r>
           </w:p>
         </w:tc>
@@ -1115,7 +2109,7 @@
                 <w:rFonts w:ascii="Times New Roman" w:hAnsi="Times New Roman"/>
                 <w:sz w:val="20"/>
               </w:rPr>
-              <w:t>14.83082</w:t>
+              <w:t>14.68934</w:t>
             </w:r>
           </w:p>
         </w:tc>
@@ -1129,7 +2123,7 @@
                 <w:rFonts w:ascii="Times New Roman" w:hAnsi="Times New Roman"/>
                 <w:sz w:val="20"/>
               </w:rPr>
-              <w:t>6.86492 ± 0.52048</w:t>
+              <w:t>7.16665 ± 0.03966</w:t>
             </w:r>
           </w:p>
         </w:tc>
@@ -1143,7 +2137,7 @@
                 <w:rFonts w:ascii="Times New Roman" w:hAnsi="Times New Roman"/>
                 <w:sz w:val="20"/>
               </w:rPr>
-              <w:t>-0.0204</w:t>
+              <w:t>-0.0011</w:t>
             </w:r>
           </w:p>
         </w:tc>
@@ -1157,7 +2151,7 @@
                 <w:rFonts w:ascii="Times New Roman" w:hAnsi="Times New Roman"/>
                 <w:sz w:val="20"/>
               </w:rPr>
-              <w:t>2.63678</w:t>
+              <w:t>2.60840</w:t>
             </w:r>
           </w:p>
         </w:tc>
@@ -1171,7 +2165,7 @@
                 <w:rFonts w:ascii="Times New Roman" w:hAnsi="Times New Roman"/>
                 <w:sz w:val="20"/>
               </w:rPr>
-              <w:t>-2.1520</w:t>
+              <w:t>-2.1556</w:t>
             </w:r>
           </w:p>
         </w:tc>
@@ -1185,7 +2179,7 @@
                 <w:rFonts w:ascii="Times New Roman" w:hAnsi="Times New Roman"/>
                 <w:sz w:val="20"/>
               </w:rPr>
-              <w:t>+2.18\%</w:t>
+              <w:t>+0.24\%</w:t>
             </w:r>
           </w:p>
         </w:tc>
@@ -1200,6 +2194,148 @@
                 <w:sz w:val="20"/>
               </w:rPr>
               <w:t>No</w:t>
+            </w:r>
+          </w:p>
+        </w:tc>
+        <w:tc>
+          <w:tcPr>
+            <w:tcW w:type="dxa" w:w="864"/>
+          </w:tcPr>
+          <w:p>
+            <w:r>
+              <w:rPr>
+                <w:rFonts w:ascii="Times New Roman" w:hAnsi="Times New Roman"/>
+                <w:sz w:val="20"/>
+              </w:rPr>
+              <w:t>ok</w:t>
+            </w:r>
+          </w:p>
+        </w:tc>
+      </w:tr>
+      <w:tr>
+        <w:tc>
+          <w:tcPr>
+            <w:tcW w:type="dxa" w:w="864"/>
+          </w:tcPr>
+          <w:p>
+            <w:r>
+              <w:rPr>
+                <w:rFonts w:ascii="Times New Roman" w:hAnsi="Times New Roman"/>
+                <w:sz w:val="20"/>
+              </w:rPr>
+              <w:t>ARCH-LSTM</w:t>
+            </w:r>
+          </w:p>
+        </w:tc>
+        <w:tc>
+          <w:tcPr>
+            <w:tcW w:type="dxa" w:w="864"/>
+          </w:tcPr>
+          <w:p>
+            <w:r>
+              <w:rPr>
+                <w:rFonts w:ascii="Times New Roman" w:hAnsi="Times New Roman"/>
+                <w:sz w:val="20"/>
+              </w:rPr>
+              <w:t>209.86864 ± 0.00273</w:t>
+            </w:r>
+          </w:p>
+        </w:tc>
+        <w:tc>
+          <w:tcPr>
+            <w:tcW w:type="dxa" w:w="864"/>
+          </w:tcPr>
+          <w:p>
+            <w:r>
+              <w:rPr>
+                <w:rFonts w:ascii="Times New Roman" w:hAnsi="Times New Roman"/>
+                <w:sz w:val="20"/>
+              </w:rPr>
+              <w:t>14.48684</w:t>
+            </w:r>
+          </w:p>
+        </w:tc>
+        <w:tc>
+          <w:tcPr>
+            <w:tcW w:type="dxa" w:w="864"/>
+          </w:tcPr>
+          <w:p>
+            <w:r>
+              <w:rPr>
+                <w:rFonts w:ascii="Times New Roman" w:hAnsi="Times New Roman"/>
+                <w:sz w:val="20"/>
+              </w:rPr>
+              <w:t>6.83378 ± 0.00008</w:t>
+            </w:r>
+          </w:p>
+        </w:tc>
+        <w:tc>
+          <w:tcPr>
+            <w:tcW w:type="dxa" w:w="864"/>
+          </w:tcPr>
+          <w:p>
+            <w:r>
+              <w:rPr>
+                <w:rFonts w:ascii="Times New Roman" w:hAnsi="Times New Roman"/>
+                <w:sz w:val="20"/>
+              </w:rPr>
+              <w:t>0.0264</w:t>
+            </w:r>
+          </w:p>
+        </w:tc>
+        <w:tc>
+          <w:tcPr>
+            <w:tcW w:type="dxa" w:w="864"/>
+          </w:tcPr>
+          <w:p>
+            <w:r>
+              <w:rPr>
+                <w:rFonts w:ascii="Times New Roman" w:hAnsi="Times New Roman"/>
+                <w:sz w:val="20"/>
+              </w:rPr>
+              <w:t>2.54824</w:t>
+            </w:r>
+          </w:p>
+        </w:tc>
+        <w:tc>
+          <w:tcPr>
+            <w:tcW w:type="dxa" w:w="864"/>
+          </w:tcPr>
+          <w:p>
+            <w:r>
+              <w:rPr>
+                <w:rFonts w:ascii="Times New Roman" w:hAnsi="Times New Roman"/>
+                <w:sz w:val="20"/>
+              </w:rPr>
+              <w:t>-2.1440</w:t>
+            </w:r>
+          </w:p>
+        </w:tc>
+        <w:tc>
+          <w:tcPr>
+            <w:tcW w:type="dxa" w:w="864"/>
+          </w:tcPr>
+          <w:p>
+            <w:r>
+              <w:rPr>
+                <w:rFonts w:ascii="Times New Roman" w:hAnsi="Times New Roman"/>
+                <w:sz w:val="20"/>
+              </w:rPr>
+              <w:t>-2.51\%</w:t>
+            </w:r>
+          </w:p>
+        </w:tc>
+        <w:tc>
+          <w:tcPr>
+            <w:tcW w:type="dxa" w:w="864"/>
+          </w:tcPr>
+          <w:p>
+            <w:r>
+              <w:rPr>
+                <w:rFonts w:ascii="Times New Roman" w:hAnsi="Times New Roman"/>
+                <w:sz w:val="20"/>
+              </w:rPr>
+              <w:t>Yes</w:t>
             </w:r>
           </w:p>
         </w:tc>

--- a/outputs/tables/Table4_OOS_BTC-USD.docx
+++ b/outputs/tables/Table4_OOS_BTC-USD.docx
@@ -1509,7 +1509,7 @@
                 <w:rFonts w:ascii="Times New Roman" w:hAnsi="Times New Roman"/>
                 <w:sz w:val="20"/>
               </w:rPr>
-              <w:t>\textbf{201.13178 ± 1.06856}</w:t>
+              <w:t>201.13178 ± 1.06856</w:t>
             </w:r>
           </w:p>
         </w:tc>
@@ -1523,7 +1523,7 @@
                 <w:rFonts w:ascii="Times New Roman" w:hAnsi="Times New Roman"/>
                 <w:sz w:val="20"/>
               </w:rPr>
-              <w:t>\textbf{14.18209}</w:t>
+              <w:t>14.18209</w:t>
             </w:r>
           </w:p>
         </w:tc>
@@ -1551,7 +1551,7 @@
                 <w:rFonts w:ascii="Times New Roman" w:hAnsi="Times New Roman"/>
                 <w:sz w:val="20"/>
               </w:rPr>
-              <w:t>\textbf{0.0669}</w:t>
+              <w:t>0.0669</w:t>
             </w:r>
           </w:p>
         </w:tc>
@@ -2081,7 +2081,7 @@
                 <w:rFonts w:ascii="Times New Roman" w:hAnsi="Times New Roman"/>
                 <w:sz w:val="20"/>
               </w:rPr>
-              <w:t>LSTM-SSE-t-Student</w:t>
+              <w:t>ARCH-LSTM</w:t>
             </w:r>
           </w:p>
         </w:tc>
@@ -2095,7 +2095,7 @@
                 <w:rFonts w:ascii="Times New Roman" w:hAnsi="Times New Roman"/>
                 <w:sz w:val="20"/>
               </w:rPr>
-              <w:t>215.77670 ± 2.26390</w:t>
+              <w:t>\textbf{201.06353 ± 0.06958}</w:t>
             </w:r>
           </w:p>
         </w:tc>
@@ -2109,7 +2109,7 @@
                 <w:rFonts w:ascii="Times New Roman" w:hAnsi="Times New Roman"/>
                 <w:sz w:val="20"/>
               </w:rPr>
-              <w:t>14.68934</w:t>
+              <w:t>\textbf{14.17969}</w:t>
             </w:r>
           </w:p>
         </w:tc>
@@ -2123,7 +2123,7 @@
                 <w:rFonts w:ascii="Times New Roman" w:hAnsi="Times New Roman"/>
                 <w:sz w:val="20"/>
               </w:rPr>
-              <w:t>7.16665 ± 0.03966</w:t>
+              <w:t>7.62090 ± 0.01003</w:t>
             </w:r>
           </w:p>
         </w:tc>
@@ -2137,7 +2137,7 @@
                 <w:rFonts w:ascii="Times New Roman" w:hAnsi="Times New Roman"/>
                 <w:sz w:val="20"/>
               </w:rPr>
-              <w:t>-0.0011</w:t>
+              <w:t>\textbf{0.0672}</w:t>
             </w:r>
           </w:p>
         </w:tc>
@@ -2151,7 +2151,7 @@
                 <w:rFonts w:ascii="Times New Roman" w:hAnsi="Times New Roman"/>
                 <w:sz w:val="20"/>
               </w:rPr>
-              <w:t>2.60840</w:t>
+              <w:t>2.63990</w:t>
             </w:r>
           </w:p>
         </w:tc>
@@ -2165,7 +2165,7 @@
                 <w:rFonts w:ascii="Times New Roman" w:hAnsi="Times New Roman"/>
                 <w:sz w:val="20"/>
               </w:rPr>
-              <w:t>-2.1556</w:t>
+              <w:t>-2.1689</w:t>
             </w:r>
           </w:p>
         </w:tc>
@@ -2179,7 +2179,7 @@
                 <w:rFonts w:ascii="Times New Roman" w:hAnsi="Times New Roman"/>
                 <w:sz w:val="20"/>
               </w:rPr>
-              <w:t>+0.24\%</w:t>
+              <w:t>-6.60\%</w:t>
             </w:r>
           </w:p>
         </w:tc>
@@ -2223,7 +2223,7 @@
                 <w:rFonts w:ascii="Times New Roman" w:hAnsi="Times New Roman"/>
                 <w:sz w:val="20"/>
               </w:rPr>
-              <w:t>ARCH-LSTM</w:t>
+              <w:t>GARCH-LSTM</w:t>
             </w:r>
           </w:p>
         </w:tc>
@@ -2237,7 +2237,7 @@
                 <w:rFonts w:ascii="Times New Roman" w:hAnsi="Times New Roman"/>
                 <w:sz w:val="20"/>
               </w:rPr>
-              <w:t>209.86864 ± 0.00273</w:t>
+              <w:t>209.07350 ± 0.05043</w:t>
             </w:r>
           </w:p>
         </w:tc>
@@ -2251,7 +2251,7 @@
                 <w:rFonts w:ascii="Times New Roman" w:hAnsi="Times New Roman"/>
                 <w:sz w:val="20"/>
               </w:rPr>
-              <w:t>14.48684</w:t>
+              <w:t>14.45937</w:t>
             </w:r>
           </w:p>
         </w:tc>
@@ -2265,7 +2265,7 @@
                 <w:rFonts w:ascii="Times New Roman" w:hAnsi="Times New Roman"/>
                 <w:sz w:val="20"/>
               </w:rPr>
-              <w:t>6.83378 ± 0.00008</w:t>
+              <w:t>6.78790 ± 0.00501</w:t>
             </w:r>
           </w:p>
         </w:tc>
@@ -2279,7 +2279,7 @@
                 <w:rFonts w:ascii="Times New Roman" w:hAnsi="Times New Roman"/>
                 <w:sz w:val="20"/>
               </w:rPr>
-              <w:t>0.0264</w:t>
+              <w:t>0.0300</w:t>
             </w:r>
           </w:p>
         </w:tc>
@@ -2293,7 +2293,7 @@
                 <w:rFonts w:ascii="Times New Roman" w:hAnsi="Times New Roman"/>
                 <w:sz w:val="20"/>
               </w:rPr>
-              <w:t>2.54824</w:t>
+              <w:t>2.55145</w:t>
             </w:r>
           </w:p>
         </w:tc>
@@ -2307,7 +2307,7 @@
                 <w:rFonts w:ascii="Times New Roman" w:hAnsi="Times New Roman"/>
                 <w:sz w:val="20"/>
               </w:rPr>
-              <w:t>-2.1440</w:t>
+              <w:t>-2.1382</w:t>
             </w:r>
           </w:p>
         </w:tc>
@@ -2321,7 +2321,7 @@
                 <w:rFonts w:ascii="Times New Roman" w:hAnsi="Times New Roman"/>
                 <w:sz w:val="20"/>
               </w:rPr>
-              <w:t>-2.51\%</w:t>
+              <w:t>-2.88\%</w:t>
             </w:r>
           </w:p>
         </w:tc>
@@ -2349,7 +2349,7 @@
                 <w:rFonts w:ascii="Times New Roman" w:hAnsi="Times New Roman"/>
                 <w:sz w:val="20"/>
               </w:rPr>
-              <w:t>ok</w:t>
+              <w:t>—</w:t>
             </w:r>
           </w:p>
         </w:tc>

--- a/outputs/tables/Table4_OOS_BTC-USD.docx
+++ b/outputs/tables/Table4_OOS_BTC-USD.docx
@@ -1509,7 +1509,7 @@
                 <w:rFonts w:ascii="Times New Roman" w:hAnsi="Times New Roman"/>
                 <w:sz w:val="20"/>
               </w:rPr>
-              <w:t>201.13178 ± 1.06856</w:t>
+              <w:t>\textbf{201.13178 ± 1.06856}</w:t>
             </w:r>
           </w:p>
         </w:tc>
@@ -1523,7 +1523,7 @@
                 <w:rFonts w:ascii="Times New Roman" w:hAnsi="Times New Roman"/>
                 <w:sz w:val="20"/>
               </w:rPr>
-              <w:t>14.18209</w:t>
+              <w:t>\textbf{14.18209}</w:t>
             </w:r>
           </w:p>
         </w:tc>
@@ -1551,7 +1551,7 @@
                 <w:rFonts w:ascii="Times New Roman" w:hAnsi="Times New Roman"/>
                 <w:sz w:val="20"/>
               </w:rPr>
-              <w:t>0.0669</w:t>
+              <w:t>\textbf{0.0669}</w:t>
             </w:r>
           </w:p>
         </w:tc>
@@ -2081,149 +2081,7 @@
                 <w:rFonts w:ascii="Times New Roman" w:hAnsi="Times New Roman"/>
                 <w:sz w:val="20"/>
               </w:rPr>
-              <w:t>ARCH-LSTM</w:t>
-            </w:r>
-          </w:p>
-        </w:tc>
-        <w:tc>
-          <w:tcPr>
-            <w:tcW w:type="dxa" w:w="864"/>
-          </w:tcPr>
-          <w:p>
-            <w:r>
-              <w:rPr>
-                <w:rFonts w:ascii="Times New Roman" w:hAnsi="Times New Roman"/>
-                <w:sz w:val="20"/>
-              </w:rPr>
-              <w:t>\textbf{201.06353 ± 0.06958}</w:t>
-            </w:r>
-          </w:p>
-        </w:tc>
-        <w:tc>
-          <w:tcPr>
-            <w:tcW w:type="dxa" w:w="864"/>
-          </w:tcPr>
-          <w:p>
-            <w:r>
-              <w:rPr>
-                <w:rFonts w:ascii="Times New Roman" w:hAnsi="Times New Roman"/>
-                <w:sz w:val="20"/>
-              </w:rPr>
-              <w:t>\textbf{14.17969}</w:t>
-            </w:r>
-          </w:p>
-        </w:tc>
-        <w:tc>
-          <w:tcPr>
-            <w:tcW w:type="dxa" w:w="864"/>
-          </w:tcPr>
-          <w:p>
-            <w:r>
-              <w:rPr>
-                <w:rFonts w:ascii="Times New Roman" w:hAnsi="Times New Roman"/>
-                <w:sz w:val="20"/>
-              </w:rPr>
-              <w:t>7.62090 ± 0.01003</w:t>
-            </w:r>
-          </w:p>
-        </w:tc>
-        <w:tc>
-          <w:tcPr>
-            <w:tcW w:type="dxa" w:w="864"/>
-          </w:tcPr>
-          <w:p>
-            <w:r>
-              <w:rPr>
-                <w:rFonts w:ascii="Times New Roman" w:hAnsi="Times New Roman"/>
-                <w:sz w:val="20"/>
-              </w:rPr>
-              <w:t>\textbf{0.0672}</w:t>
-            </w:r>
-          </w:p>
-        </w:tc>
-        <w:tc>
-          <w:tcPr>
-            <w:tcW w:type="dxa" w:w="864"/>
-          </w:tcPr>
-          <w:p>
-            <w:r>
-              <w:rPr>
-                <w:rFonts w:ascii="Times New Roman" w:hAnsi="Times New Roman"/>
-                <w:sz w:val="20"/>
-              </w:rPr>
-              <w:t>2.63990</w:t>
-            </w:r>
-          </w:p>
-        </w:tc>
-        <w:tc>
-          <w:tcPr>
-            <w:tcW w:type="dxa" w:w="864"/>
-          </w:tcPr>
-          <w:p>
-            <w:r>
-              <w:rPr>
-                <w:rFonts w:ascii="Times New Roman" w:hAnsi="Times New Roman"/>
-                <w:sz w:val="20"/>
-              </w:rPr>
-              <w:t>-2.1689</w:t>
-            </w:r>
-          </w:p>
-        </w:tc>
-        <w:tc>
-          <w:tcPr>
-            <w:tcW w:type="dxa" w:w="864"/>
-          </w:tcPr>
-          <w:p>
-            <w:r>
-              <w:rPr>
-                <w:rFonts w:ascii="Times New Roman" w:hAnsi="Times New Roman"/>
-                <w:sz w:val="20"/>
-              </w:rPr>
-              <w:t>-6.60\%</w:t>
-            </w:r>
-          </w:p>
-        </w:tc>
-        <w:tc>
-          <w:tcPr>
-            <w:tcW w:type="dxa" w:w="864"/>
-          </w:tcPr>
-          <w:p>
-            <w:r>
-              <w:rPr>
-                <w:rFonts w:ascii="Times New Roman" w:hAnsi="Times New Roman"/>
-                <w:sz w:val="20"/>
-              </w:rPr>
-              <w:t>No</w:t>
-            </w:r>
-          </w:p>
-        </w:tc>
-        <w:tc>
-          <w:tcPr>
-            <w:tcW w:type="dxa" w:w="864"/>
-          </w:tcPr>
-          <w:p>
-            <w:r>
-              <w:rPr>
-                <w:rFonts w:ascii="Times New Roman" w:hAnsi="Times New Roman"/>
-                <w:sz w:val="20"/>
-              </w:rPr>
-              <w:t>ok</w:t>
-            </w:r>
-          </w:p>
-        </w:tc>
-      </w:tr>
-      <w:tr>
-        <w:tc>
-          <w:tcPr>
-            <w:tcW w:type="dxa" w:w="864"/>
-          </w:tcPr>
-          <w:p>
-            <w:r>
-              <w:rPr>
-                <w:rFonts w:ascii="Times New Roman" w:hAnsi="Times New Roman"/>
-                <w:sz w:val="20"/>
-              </w:rPr>
-              <w:t>GARCH-LSTM</w:t>
+              <w:t>LSTM-SSE-t-Student</w:t>
             </w:r>
           </w:p>
         </w:tc>
